--- a/owasp-al infinito y mas alla del bearer token/laboratorio_paso_a_paso.docx
+++ b/owasp-al infinito y mas alla del bearer token/laboratorio_paso_a_paso.docx
@@ -2960,13 +2960,9 @@
       </w:r>
     </w:p>
     <w:p>
-      <w:r>
-        <w:rPr>
-          <w:b w:val="0"/>
-          <w:i w:val="0"/>
-        </w:rPr>
-        <w:t xml:space="preserve">1. </w:t>
-      </w:r>
+      <w:pPr>
+        <w:pStyle w:val="ListNumber"/>
+      </w:pPr>
       <w:r>
         <w:rPr>
           <w:b/>
@@ -3027,13 +3023,9 @@
       </w:r>
     </w:p>
     <w:p>
-      <w:r>
-        <w:rPr>
-          <w:b w:val="0"/>
-          <w:i w:val="0"/>
-        </w:rPr>
-        <w:t xml:space="preserve">2. </w:t>
-      </w:r>
+      <w:pPr>
+        <w:pStyle w:val="ListNumber"/>
+      </w:pPr>
       <w:r>
         <w:rPr>
           <w:b/>
@@ -3180,12 +3172,15 @@
       </w:r>
     </w:p>
     <w:p>
-      <w:r>
-        <w:rPr>
-          <w:b w:val="0"/>
-          <w:i w:val="0"/>
-        </w:rPr>
-        <w:t xml:space="preserve">3. En la pestaña </w:t>
+      <w:pPr>
+        <w:pStyle w:val="ListNumber"/>
+      </w:pPr>
+      <w:r>
+        <w:rPr>
+          <w:b w:val="0"/>
+          <w:i w:val="0"/>
+        </w:rPr>
+        <w:t xml:space="preserve">En la pestaña </w:t>
       </w:r>
       <w:r>
         <w:rPr>
@@ -3217,12 +3212,15 @@
       </w:r>
     </w:p>
     <w:p>
-      <w:r>
-        <w:rPr>
-          <w:b w:val="0"/>
-          <w:i w:val="0"/>
-        </w:rPr>
-        <w:t xml:space="preserve">4. Para ver rotación de refresh: en </w:t>
+      <w:pPr>
+        <w:pStyle w:val="ListNumber"/>
+      </w:pPr>
+      <w:r>
+        <w:rPr>
+          <w:b w:val="0"/>
+          <w:i w:val="0"/>
+        </w:rPr>
+        <w:t xml:space="preserve">Para ver rotación de refresh: en </w:t>
       </w:r>
       <w:r>
         <w:rPr>
@@ -3268,13 +3266,9 @@
       </w:r>
     </w:p>
     <w:p>
-      <w:r>
-        <w:rPr>
-          <w:b w:val="0"/>
-          <w:i w:val="0"/>
-        </w:rPr>
-        <w:t xml:space="preserve">5. </w:t>
-      </w:r>
+      <w:pPr>
+        <w:pStyle w:val="ListNumber"/>
+      </w:pPr>
       <w:r>
         <w:rPr>
           <w:b/>
@@ -5075,21 +5069,27 @@
       </w:r>
     </w:p>
     <w:p>
-      <w:r>
-        <w:rPr>
-          <w:b w:val="0"/>
-          <w:i w:val="0"/>
-        </w:rPr>
-        <w:t>1. En la interfaz de crAPI, creá un pedido/video y anotá su ID.</w:t>
+      <w:pPr>
+        <w:pStyle w:val="ListNumber"/>
+      </w:pPr>
+      <w:r>
+        <w:rPr>
+          <w:b w:val="0"/>
+          <w:i w:val="0"/>
+        </w:rPr>
+        <w:t>En la interfaz de crAPI, creá un pedido/video y anotá su ID.</w:t>
       </w:r>
     </w:p>
     <w:p>
-      <w:r>
-        <w:rPr>
-          <w:b w:val="0"/>
-          <w:i w:val="0"/>
-        </w:rPr>
-        <w:t xml:space="preserve">2. Con Burp/Postman (o </w:t>
+      <w:pPr>
+        <w:pStyle w:val="ListNumber"/>
+      </w:pPr>
+      <w:r>
+        <w:rPr>
+          <w:b w:val="0"/>
+          <w:i w:val="0"/>
+        </w:rPr>
+        <w:t xml:space="preserve">Con Burp/Postman (o </w:t>
       </w:r>
       <w:r>
         <w:rPr>
@@ -5665,12 +5665,15 @@
       </w:r>
     </w:p>
     <w:p>
-      <w:r>
-        <w:rPr>
-          <w:b w:val="0"/>
-          <w:i w:val="0"/>
-        </w:rPr>
-        <w:t xml:space="preserve">1. Iniciá sesión en </w:t>
+      <w:pPr>
+        <w:pStyle w:val="ListNumber"/>
+      </w:pPr>
+      <w:r>
+        <w:rPr>
+          <w:b w:val="0"/>
+          <w:i w:val="0"/>
+        </w:rPr>
+        <w:t xml:space="preserve">Iniciá sesión en </w:t>
       </w:r>
       <w:r>
         <w:rPr>
@@ -5688,12 +5691,15 @@
       </w:r>
     </w:p>
     <w:p>
-      <w:r>
-        <w:rPr>
-          <w:b w:val="0"/>
-          <w:i w:val="0"/>
-        </w:rPr>
-        <w:t xml:space="preserve">2. DevTools → </w:t>
+      <w:pPr>
+        <w:pStyle w:val="ListNumber"/>
+      </w:pPr>
+      <w:r>
+        <w:rPr>
+          <w:b w:val="0"/>
+          <w:i w:val="0"/>
+        </w:rPr>
+        <w:t xml:space="preserve">DevTools → </w:t>
       </w:r>
       <w:r>
         <w:rPr>
@@ -5743,12 +5749,15 @@
       </w:r>
     </w:p>
     <w:p>
-      <w:r>
-        <w:rPr>
-          <w:b w:val="0"/>
-          <w:i w:val="0"/>
-        </w:rPr>
-        <w:t xml:space="preserve">3. Localizá la respuesta del </w:t>
+      <w:pPr>
+        <w:pStyle w:val="ListNumber"/>
+      </w:pPr>
+      <w:r>
+        <w:rPr>
+          <w:b w:val="0"/>
+          <w:i w:val="0"/>
+        </w:rPr>
+        <w:t xml:space="preserve">Localizá la respuesta del </w:t>
       </w:r>
       <w:r>
         <w:rPr>
@@ -5782,13 +5791,9 @@
       </w:r>
     </w:p>
     <w:p>
-      <w:r>
-        <w:rPr>
-          <w:b w:val="0"/>
-          <w:i w:val="0"/>
-        </w:rPr>
-        <w:t xml:space="preserve">4. </w:t>
-      </w:r>
+      <w:pPr>
+        <w:pStyle w:val="ListNumber"/>
+      </w:pPr>
       <w:r>
         <w:rPr>
           <w:b/>
